--- a/fukuda-contract-appendix/別紙1_契約業務内容および報酬内訳_福田会計.docx
+++ b/fukuda-contract-appendix/別紙1_契約業務内容および報酬内訳_福田会計.docx
@@ -5765,7 +5765,7 @@
     </w:p>
     <w:p>
       <w:pPr>
-        <w:spacing w:before="200"/>
+        <w:spacing w:before="160"/>
       </w:pPr>
       <w:r>
         <w:rPr>
@@ -5791,101 +5791,7 @@
           <w:sz w:val="18"/>
           <w:szCs w:val="18"/>
         </w:rPr>
-        <w:t xml:space="preserve">　　　　　　年　　　月　　　日</w:t>
-      </w:r>
-    </w:p>
-    <w:p>
-      <w:pPr>
-        <w:spacing w:before="100"/>
-      </w:pPr>
-      <w:r>
-        <w:rPr>
-          <w:rFonts w:ascii="MS Mincho" w:cs="MS Mincho" w:eastAsia="MS Mincho" w:hAnsi="MS Mincho"/>
-          <w:b w:val="false"/>
-          <w:bCs w:val="false"/>
-          <w:sz w:val="17"/>
-          <w:szCs w:val="17"/>
-        </w:rPr>
-        <w:t xml:space="preserve"/>
-      </w:r>
-    </w:p>
-    <w:p>
-      <w:pPr>
-        <w:spacing w:after="20" w:before="20" w:line="220"/>
-        <w:jc w:val="left"/>
-      </w:pPr>
-      <w:r>
-        <w:rPr>
-          <w:rFonts w:ascii="MS Mincho" w:cs="MS Mincho" w:eastAsia="MS Mincho" w:hAnsi="MS Mincho"/>
-          <w:b w:val="false"/>
-          <w:bCs w:val="false"/>
-          <w:sz w:val="18"/>
-          <w:szCs w:val="18"/>
-        </w:rPr>
-        <w:t xml:space="preserve">（甲）　所在地　　　　　　　　　　　　　　　　　　　　　　　　　　　　　　　　</w:t>
-      </w:r>
-    </w:p>
-    <w:p>
-      <w:pPr>
-        <w:spacing w:after="20" w:before="20" w:line="220"/>
-        <w:jc w:val="left"/>
-      </w:pPr>
-      <w:r>
-        <w:rPr>
-          <w:rFonts w:ascii="MS Mincho" w:cs="MS Mincho" w:eastAsia="MS Mincho" w:hAnsi="MS Mincho"/>
-          <w:b w:val="false"/>
-          <w:bCs w:val="false"/>
-          <w:sz w:val="18"/>
-          <w:szCs w:val="18"/>
-        </w:rPr>
-        <w:t xml:space="preserve">　　　　商　号　　　　　　　　　　　　　　　　　　　　　　　　　　　　　　㊞</w:t>
-      </w:r>
-    </w:p>
-    <w:p>
-      <w:pPr>
-        <w:spacing w:before="120"/>
-      </w:pPr>
-      <w:r>
-        <w:rPr>
-          <w:rFonts w:ascii="MS Mincho" w:cs="MS Mincho" w:eastAsia="MS Mincho" w:hAnsi="MS Mincho"/>
-          <w:b w:val="false"/>
-          <w:bCs w:val="false"/>
-          <w:sz w:val="17"/>
-          <w:szCs w:val="17"/>
-        </w:rPr>
-        <w:t xml:space="preserve"/>
-      </w:r>
-    </w:p>
-    <w:p>
-      <w:pPr>
-        <w:spacing w:after="20" w:before="20" w:line="220"/>
-        <w:jc w:val="left"/>
-      </w:pPr>
-      <w:r>
-        <w:rPr>
-          <w:rFonts w:ascii="MS Mincho" w:cs="MS Mincho" w:eastAsia="MS Mincho" w:hAnsi="MS Mincho"/>
-          <w:b w:val="false"/>
-          <w:bCs w:val="false"/>
-          <w:sz w:val="18"/>
-          <w:szCs w:val="18"/>
-        </w:rPr>
-        <w:t xml:space="preserve">（乙）　所在地　　群馬県桐生市東一丁目13番39号</w:t>
-      </w:r>
-    </w:p>
-    <w:p>
-      <w:pPr>
-        <w:spacing w:after="20" w:before="20" w:line="220"/>
-        <w:jc w:val="left"/>
-      </w:pPr>
-      <w:r>
-        <w:rPr>
-          <w:rFonts w:ascii="MS Mincho" w:cs="MS Mincho" w:eastAsia="MS Mincho" w:hAnsi="MS Mincho"/>
-          <w:b w:val="false"/>
-          <w:bCs w:val="false"/>
-          <w:sz w:val="18"/>
-          <w:szCs w:val="18"/>
-        </w:rPr>
-        <w:t xml:space="preserve">　　　　商　号　　税理士法人　福田会計　　　　　　　　　　　　　　　　　　㊞</w:t>
+        <w:t xml:space="preserve">以　上</w:t>
       </w:r>
     </w:p>
     <w:sectPr>
